--- a/Template BeSS report.docx
+++ b/Template BeSS report.docx
@@ -825,8 +825,17 @@
         <w:rPr>
           <w:lang w:val="en-US"/>
         </w:rPr>
-        <w:t xml:space="preserve"> xxx</w:t>
-      </w:r>
+        <w:t xml:space="preserve"> </w:t>
+      </w:r>
+      <w:hyperlink r:id="rId12" w:history="1">
+        <w:r>
+          <w:rPr>
+            <w:rStyle w:val="Lienhypertexte"/>
+            <w:lang w:val="en-US"/>
+          </w:rPr>
+          <w:t>https://github.com/Vdesnoux/pyBeSSVO</w:t>
+        </w:r>
+      </w:hyperlink>
     </w:p>
     <w:p>
       <w:pPr>
@@ -835,41 +844,25 @@
           <w:lang w:val="en-US"/>
         </w:rPr>
       </w:pPr>
-      <w:r>
-        <w:rPr>
-          <w:lang w:val="en-US"/>
-        </w:rPr>
-        <w:t xml:space="preserve">For each star </w:t>
-      </w:r>
-      <w:r>
-        <w:rPr>
-          <w:lang w:val="en-US"/>
-        </w:rPr>
-        <w:t xml:space="preserve">we compare </w:t>
-      </w:r>
-      <w:r>
-        <w:rPr>
-          <w:lang w:val="en-US"/>
-        </w:rPr>
-        <w:t xml:space="preserve">a spectrum loaded in BeSS database for the monthly report the last </w:t>
-      </w:r>
-      <w:r>
-        <w:rPr>
-          <w:lang w:val="en-US"/>
-        </w:rPr>
-        <w:t>captured s</w:t>
-      </w:r>
-      <w:r>
-        <w:rPr>
-          <w:lang w:val="en-US"/>
-        </w:rPr>
-        <w:t>pectr</w:t>
-      </w:r>
-      <w:r>
-        <w:rPr>
-          <w:lang w:val="en-US"/>
-        </w:rPr>
-        <w:t>um</w:t>
+    </w:p>
+    <w:p>
+      <w:pPr>
+        <w:spacing w:after="0"/>
+        <w:rPr>
+          <w:lang w:val="en-US"/>
+        </w:rPr>
+      </w:pPr>
+      <w:r>
+        <w:rPr>
+          <w:lang w:val="en-US"/>
+        </w:rPr>
+        <w:t>For each star</w:t>
+      </w:r>
+      <w:r>
+        <w:rPr>
+          <w:lang w:val="en-US"/>
+        </w:rPr>
+        <w:t>,</w:t>
       </w:r>
       <w:r>
         <w:rPr>
@@ -881,13 +874,91 @@
         <w:rPr>
           <w:lang w:val="en-US"/>
         </w:rPr>
-        <w:t xml:space="preserve">and the first one previously acquired before the month of the report. An algorithm is designed to classify the spectra evolutions on 3 criteria: form change, </w:t>
-      </w:r>
-      <w:r>
-        <w:rPr>
-          <w:lang w:val="en-US"/>
-        </w:rPr>
-        <w:t xml:space="preserve">percentage of </w:t>
+        <w:t>we compare</w:t>
+      </w:r>
+      <w:r>
+        <w:rPr>
+          <w:lang w:val="en-US"/>
+        </w:rPr>
+        <w:t xml:space="preserve"> </w:t>
+      </w:r>
+      <w:r>
+        <w:rPr>
+          <w:lang w:val="en-US"/>
+        </w:rPr>
+        <w:t xml:space="preserve">the last </w:t>
+      </w:r>
+      <w:r>
+        <w:rPr>
+          <w:lang w:val="en-US"/>
+        </w:rPr>
+        <w:t xml:space="preserve">spectrum </w:t>
+      </w:r>
+      <w:r>
+        <w:rPr>
+          <w:lang w:val="en-US"/>
+        </w:rPr>
+        <w:t xml:space="preserve">from </w:t>
+      </w:r>
+      <w:r>
+        <w:rPr>
+          <w:lang w:val="en-US"/>
+        </w:rPr>
+        <w:t xml:space="preserve">BeSS database </w:t>
+      </w:r>
+      <w:r>
+        <w:rPr>
+          <w:lang w:val="en-US"/>
+        </w:rPr>
+        <w:t xml:space="preserve">to the </w:t>
+      </w:r>
+      <w:r>
+        <w:rPr>
+          <w:lang w:val="en-US"/>
+        </w:rPr>
+        <w:t xml:space="preserve">first </w:t>
+      </w:r>
+      <w:r>
+        <w:rPr>
+          <w:lang w:val="en-US"/>
+        </w:rPr>
+        <w:t>spectrum found before</w:t>
+      </w:r>
+      <w:r>
+        <w:rPr>
+          <w:lang w:val="en-US"/>
+        </w:rPr>
+        <w:t xml:space="preserve"> the month of the report. An algorithm is designed to classify the spectra evolutions </w:t>
+      </w:r>
+      <w:r>
+        <w:rPr>
+          <w:lang w:val="en-US"/>
+        </w:rPr>
+        <w:t>based on</w:t>
+      </w:r>
+      <w:r>
+        <w:rPr>
+          <w:lang w:val="en-US"/>
+        </w:rPr>
+        <w:t xml:space="preserve"> 3 criteria: form change, </w:t>
+      </w:r>
+      <w:r>
+        <w:rPr>
+          <w:lang w:val="en-US"/>
+        </w:rPr>
+        <w:t>percentage</w:t>
+      </w:r>
+      <w:r>
+        <w:rPr>
+          <w:lang w:val="en-US"/>
+        </w:rPr>
+        <w:t xml:space="preserve"> or difference</w:t>
+      </w:r>
+      <w:r>
+        <w:rPr>
+          <w:lang w:val="en-US"/>
+        </w:rPr>
+        <w:t xml:space="preserve"> of </w:t>
       </w:r>
       <w:r>
         <w:rPr>
@@ -899,13 +970,25 @@
         <w:rPr>
           <w:lang w:val="en-US"/>
         </w:rPr>
-        <w:t xml:space="preserve"> difference</w:t>
-      </w:r>
-      <w:r>
-        <w:rPr>
-          <w:lang w:val="en-US"/>
-        </w:rPr>
-        <w:t xml:space="preserve"> and sum of </w:t>
+        <w:t xml:space="preserve"> </w:t>
+      </w:r>
+      <w:r>
+        <w:rPr>
+          <w:lang w:val="en-US"/>
+        </w:rPr>
+        <w:t xml:space="preserve">and </w:t>
+      </w:r>
+      <w:r>
+        <w:rPr>
+          <w:lang w:val="en-US"/>
+        </w:rPr>
+        <w:t xml:space="preserve">the </w:t>
+      </w:r>
+      <w:r>
+        <w:rPr>
+          <w:lang w:val="en-US"/>
+        </w:rPr>
+        <w:t xml:space="preserve">sum of </w:t>
       </w:r>
       <w:r>
         <w:rPr>
@@ -923,6 +1006,12 @@
         <w:rPr>
           <w:lang w:val="en-US"/>
         </w:rPr>
+        <w:t>s</w:t>
+      </w:r>
+      <w:r>
+        <w:rPr>
+          <w:lang w:val="en-US"/>
+        </w:rPr>
         <w:t xml:space="preserve"> of the two spectra</w:t>
       </w:r>
       <w:r>
@@ -936,7 +1025,19 @@
           <w:lang w:val="en-US"/>
         </w:rPr>
         <w:br/>
-        <w:t xml:space="preserve">A set of pre-processing is applied before the computation of the metrics: </w:t>
+        <w:t>A set of pre-processing is applied before the metrics</w:t>
+      </w:r>
+      <w:r>
+        <w:rPr>
+          <w:lang w:val="en-US"/>
+        </w:rPr>
+        <w:t xml:space="preserve"> are computed</w:t>
+      </w:r>
+      <w:r>
+        <w:rPr>
+          <w:lang w:val="en-US"/>
+        </w:rPr>
+        <w:t xml:space="preserve">: </w:t>
       </w:r>
     </w:p>
     <w:p>
@@ -1098,6 +1199,7 @@
           <w:sz w:val="20"/>
           <w:lang w:val="en-US"/>
         </w:rPr>
+        <w:lastRenderedPageBreak/>
         <w:t>Author</w:t>
       </w:r>
     </w:p>
@@ -1114,7 +1216,6 @@
           <w:b/>
           <w:lang w:val="en-US"/>
         </w:rPr>
-        <w:lastRenderedPageBreak/>
         <w:t>Valérie Desnoux</w:t>
       </w:r>
     </w:p>
@@ -1127,30 +1228,17 @@
           <w:lang w:val="en-US"/>
         </w:rPr>
       </w:pPr>
-      <w:r>
-        <w:fldChar w:fldCharType="begin"/>
-      </w:r>
-      <w:r>
-        <w:rPr>
-          <w:lang w:val="en-US"/>
-        </w:rPr>
-        <w:instrText>HYPERLINK "mailto:Valerie.desnoux@free.fr"</w:instrText>
-      </w:r>
-      <w:r>
-        <w:fldChar w:fldCharType="separate"/>
-      </w:r>
-      <w:r>
-        <w:rPr>
-          <w:rStyle w:val="Lienhypertexte"/>
-          <w:rFonts w:ascii="Arial" w:hAnsi="Arial" w:cs="Arial"/>
-          <w:sz w:val="16"/>
-          <w:lang w:val="en-US"/>
-        </w:rPr>
-        <w:t>Valerie.desnoux@free.fr</w:t>
-      </w:r>
-      <w:r>
-        <w:fldChar w:fldCharType="end"/>
-      </w:r>
+      <w:hyperlink r:id="rId13" w:history="1">
+        <w:r>
+          <w:rPr>
+            <w:rStyle w:val="Lienhypertexte"/>
+            <w:rFonts w:ascii="Arial" w:hAnsi="Arial" w:cs="Arial"/>
+            <w:sz w:val="16"/>
+            <w:lang w:val="en-US"/>
+          </w:rPr>
+          <w:t>Valerie.desnoux@free.fr</w:t>
+        </w:r>
+      </w:hyperlink>
     </w:p>
     <w:p>
       <w:pPr>
@@ -1172,30 +1260,17 @@
         </w:rPr>
         <w:t xml:space="preserve">BeSS database at </w:t>
       </w:r>
-      <w:r>
-        <w:fldChar w:fldCharType="begin"/>
-      </w:r>
-      <w:r>
-        <w:rPr>
-          <w:lang w:val="en-US"/>
-        </w:rPr>
-        <w:instrText>HYPERLINK "http://basebe.obspm.fr/basebe/"</w:instrText>
-      </w:r>
-      <w:r>
-        <w:fldChar w:fldCharType="separate"/>
-      </w:r>
-      <w:r>
-        <w:rPr>
-          <w:rStyle w:val="Lienhypertexte"/>
-          <w:rFonts w:ascii="Arial" w:hAnsi="Arial" w:cs="Arial"/>
-          <w:sz w:val="16"/>
-          <w:lang w:val="en-US"/>
-        </w:rPr>
-        <w:t>http://basebe.obspm.fr/basebe/</w:t>
-      </w:r>
-      <w:r>
-        <w:fldChar w:fldCharType="end"/>
-      </w:r>
+      <w:hyperlink r:id="rId14" w:history="1">
+        <w:r>
+          <w:rPr>
+            <w:rStyle w:val="Lienhypertexte"/>
+            <w:rFonts w:ascii="Arial" w:hAnsi="Arial" w:cs="Arial"/>
+            <w:sz w:val="16"/>
+            <w:lang w:val="en-US"/>
+          </w:rPr>
+          <w:t>http://basebe.obspm.fr/basebe/</w:t>
+        </w:r>
+      </w:hyperlink>
     </w:p>
     <w:p>
       <w:pPr>
@@ -1225,54 +1300,49 @@
         </w:rPr>
         <w:t xml:space="preserve"> at </w:t>
       </w:r>
-      <w:r>
-        <w:fldChar w:fldCharType="begin"/>
-      </w:r>
-      <w:r>
-        <w:rPr>
-          <w:lang w:val="en-US"/>
-        </w:rPr>
-        <w:instrText>HYPERLINK "http://valerie.desnoux.free.fr/BeSS/"</w:instrText>
-      </w:r>
-      <w:r>
-        <w:fldChar w:fldCharType="separate"/>
-      </w:r>
-      <w:r>
-        <w:rPr>
-          <w:rStyle w:val="Lienhypertexte"/>
+      <w:hyperlink r:id="rId15" w:history="1">
+        <w:r>
+          <w:rPr>
+            <w:rStyle w:val="Lienhypertexte"/>
+            <w:rFonts w:ascii="Arial" w:hAnsi="Arial" w:cs="Arial"/>
+            <w:sz w:val="16"/>
+            <w:lang w:val="en-US"/>
+          </w:rPr>
+          <w:t>http://valerie.desnoux.free.fr/BeSS/</w:t>
+        </w:r>
+      </w:hyperlink>
+    </w:p>
+    <w:p>
+      <w:pPr>
+        <w:rPr>
+          <w:lang w:val="en-US"/>
+        </w:rPr>
+      </w:pPr>
+      <w:proofErr w:type="spellStart"/>
+      <w:r>
+        <w:rPr>
           <w:rFonts w:ascii="Arial" w:hAnsi="Arial" w:cs="Arial"/>
           <w:sz w:val="16"/>
           <w:lang w:val="en-US"/>
         </w:rPr>
-        <w:t>http://valerie.desnoux.free.fr/BeSS/</w:t>
-      </w:r>
-      <w:r>
-        <w:fldChar w:fldCharType="end"/>
-      </w:r>
-    </w:p>
-    <w:p>
-      <w:pPr>
-        <w:rPr>
-          <w:lang w:val="en-US"/>
-        </w:rPr>
-      </w:pPr>
-      <w:proofErr w:type="spellStart"/>
+        <w:t>ArasBeAM</w:t>
+      </w:r>
+      <w:proofErr w:type="spellEnd"/>
       <w:r>
         <w:rPr>
           <w:rFonts w:ascii="Arial" w:hAnsi="Arial" w:cs="Arial"/>
           <w:sz w:val="16"/>
           <w:lang w:val="en-US"/>
         </w:rPr>
-        <w:t>ArasBeAM</w:t>
-      </w:r>
-      <w:proofErr w:type="spellEnd"/>
+        <w:t xml:space="preserve"> portal</w:t>
+      </w:r>
       <w:r>
         <w:rPr>
           <w:rFonts w:ascii="Arial" w:hAnsi="Arial" w:cs="Arial"/>
           <w:sz w:val="16"/>
           <w:lang w:val="en-US"/>
         </w:rPr>
-        <w:t xml:space="preserve"> portal</w:t>
+        <w:t xml:space="preserve"> for Be Stars observations status</w:t>
       </w:r>
       <w:r>
         <w:rPr>
@@ -1280,17 +1350,9 @@
           <w:sz w:val="16"/>
           <w:lang w:val="en-US"/>
         </w:rPr>
-        <w:t xml:space="preserve"> for Be Stars observations status</w:t>
-      </w:r>
-      <w:r>
-        <w:rPr>
-          <w:rFonts w:ascii="Arial" w:hAnsi="Arial" w:cs="Arial"/>
-          <w:sz w:val="16"/>
-          <w:lang w:val="en-US"/>
-        </w:rPr>
         <w:t xml:space="preserve"> at </w:t>
       </w:r>
-      <w:hyperlink r:id="rId12" w:history="1">
+      <w:hyperlink r:id="rId16" w:history="1">
         <w:r>
           <w:rPr>
             <w:rStyle w:val="Lienhypertexte"/>
@@ -1303,7 +1365,7 @@
       </w:hyperlink>
     </w:p>
     <w:sectPr>
-      <w:footerReference w:type="default" r:id="rId13"/>
+      <w:footerReference w:type="default" r:id="rId17"/>
       <w:pgSz w:w="11906" w:h="16838"/>
       <w:pgMar w:top="568" w:right="1134" w:bottom="1701" w:left="1134" w:header="708" w:footer="708" w:gutter="0"/>
       <w:cols w:space="708"/>

--- a/Template BeSS report.docx
+++ b/Template BeSS report.docx
@@ -660,15 +660,7 @@
               </w:rPr>
             </w:pPr>
             <w:r>
-              <w:t>&lt;&lt;</w:t>
-            </w:r>
-            <w:proofErr w:type="spellStart"/>
-            <w:r>
-              <w:t>observers</w:t>
-            </w:r>
-            <w:proofErr w:type="spellEnd"/>
-            <w:r>
-              <w:t>&gt;&gt;</w:t>
+              <w:t>&lt;&lt;observers&gt;&gt;</w:t>
             </w:r>
           </w:p>
         </w:tc>
@@ -852,202 +844,56 @@
           <w:lang w:val="en-US"/>
         </w:rPr>
       </w:pPr>
+    </w:p>
+    <w:p>
+      <w:pPr>
+        <w:spacing w:after="0"/>
+        <w:rPr>
+          <w:lang w:val="en-US"/>
+        </w:rPr>
+      </w:pPr>
       <w:r>
         <w:rPr>
           <w:lang w:val="en-US"/>
         </w:rPr>
-        <w:t>For each star</w:t>
+        <w:t>For each star, we compare the most recent spectrum available in the BeSS database with the earliest spectrum obtained prior to the month of the report. An algorithm has been developed to classify the spectral evolution according to three criteria: (i) changes in the line profile morphology, (ii) relative or absolute variations in the equivalent width (EW), and (iii) the sum of the absolute flux differences between the two spectra</w:t>
       </w:r>
       <w:r>
         <w:rPr>
           <w:lang w:val="en-US"/>
         </w:rPr>
-        <w:t>,</w:t>
-      </w:r>
-      <w:r>
-        <w:rPr>
-          <w:lang w:val="en-US"/>
-        </w:rPr>
-        <w:t xml:space="preserve"> </w:t>
-      </w:r>
-      <w:r>
-        <w:rPr>
-          <w:lang w:val="en-US"/>
-        </w:rPr>
-        <w:t>we compare</w:t>
-      </w:r>
-      <w:r>
-        <w:rPr>
-          <w:lang w:val="en-US"/>
-        </w:rPr>
-        <w:t xml:space="preserve"> </w:t>
-      </w:r>
-      <w:r>
-        <w:rPr>
-          <w:lang w:val="en-US"/>
-        </w:rPr>
-        <w:t xml:space="preserve">the last </w:t>
-      </w:r>
-      <w:r>
-        <w:rPr>
-          <w:lang w:val="en-US"/>
-        </w:rPr>
-        <w:t xml:space="preserve">spectrum </w:t>
-      </w:r>
-      <w:r>
-        <w:rPr>
-          <w:lang w:val="en-US"/>
-        </w:rPr>
-        <w:t xml:space="preserve">from </w:t>
-      </w:r>
-      <w:r>
-        <w:rPr>
-          <w:lang w:val="en-US"/>
-        </w:rPr>
-        <w:t xml:space="preserve">BeSS database </w:t>
-      </w:r>
-      <w:r>
-        <w:rPr>
-          <w:lang w:val="en-US"/>
-        </w:rPr>
-        <w:t xml:space="preserve">to the </w:t>
-      </w:r>
-      <w:r>
-        <w:rPr>
-          <w:lang w:val="en-US"/>
-        </w:rPr>
-        <w:t xml:space="preserve">first </w:t>
-      </w:r>
-      <w:r>
-        <w:rPr>
-          <w:lang w:val="en-US"/>
-        </w:rPr>
-        <w:t>spectrum found before</w:t>
-      </w:r>
-      <w:r>
-        <w:rPr>
-          <w:lang w:val="en-US"/>
-        </w:rPr>
-        <w:t xml:space="preserve"> the month of the report. An algorithm is designed to classify the spectra evolutions </w:t>
-      </w:r>
-      <w:r>
-        <w:rPr>
-          <w:lang w:val="en-US"/>
-        </w:rPr>
-        <w:t>based on</w:t>
-      </w:r>
-      <w:r>
-        <w:rPr>
-          <w:lang w:val="en-US"/>
-        </w:rPr>
-        <w:t xml:space="preserve"> 3 criteria: form change, </w:t>
-      </w:r>
-      <w:r>
-        <w:rPr>
-          <w:lang w:val="en-US"/>
-        </w:rPr>
-        <w:t>percentage</w:t>
-      </w:r>
-      <w:r>
-        <w:rPr>
-          <w:lang w:val="en-US"/>
-        </w:rPr>
-        <w:t xml:space="preserve"> or difference</w:t>
-      </w:r>
-      <w:r>
-        <w:rPr>
-          <w:lang w:val="en-US"/>
-        </w:rPr>
-        <w:t xml:space="preserve"> of </w:t>
-      </w:r>
-      <w:r>
-        <w:rPr>
-          <w:lang w:val="en-US"/>
-        </w:rPr>
-        <w:t>EW</w:t>
-      </w:r>
-      <w:r>
-        <w:rPr>
-          <w:lang w:val="en-US"/>
-        </w:rPr>
-        <w:t xml:space="preserve"> </w:t>
-      </w:r>
-      <w:r>
-        <w:rPr>
-          <w:lang w:val="en-US"/>
-        </w:rPr>
-        <w:t xml:space="preserve">and </w:t>
-      </w:r>
-      <w:r>
-        <w:rPr>
-          <w:lang w:val="en-US"/>
-        </w:rPr>
-        <w:t xml:space="preserve">the </w:t>
-      </w:r>
-      <w:r>
-        <w:rPr>
-          <w:lang w:val="en-US"/>
-        </w:rPr>
-        <w:t xml:space="preserve">sum of </w:t>
-      </w:r>
-      <w:r>
-        <w:rPr>
-          <w:lang w:val="en-US"/>
-        </w:rPr>
-        <w:t xml:space="preserve">the absolute value of the </w:t>
-      </w:r>
-      <w:r>
-        <w:rPr>
-          <w:lang w:val="en-US"/>
-        </w:rPr>
-        <w:t>difference</w:t>
-      </w:r>
-      <w:r>
-        <w:rPr>
-          <w:lang w:val="en-US"/>
-        </w:rPr>
-        <w:t>s</w:t>
-      </w:r>
-      <w:r>
-        <w:rPr>
-          <w:lang w:val="en-US"/>
-        </w:rPr>
-        <w:t xml:space="preserve"> of the two spectra</w:t>
-      </w:r>
-      <w:r>
-        <w:rPr>
-          <w:lang w:val="en-US"/>
-        </w:rPr>
-        <w:t>.</w:t>
-      </w:r>
-      <w:r>
-        <w:rPr>
-          <w:lang w:val="en-US"/>
-        </w:rPr>
-        <w:br/>
-        <w:t>A set of pre-processing is applied before the metrics</w:t>
-      </w:r>
-      <w:r>
-        <w:rPr>
-          <w:lang w:val="en-US"/>
-        </w:rPr>
-        <w:t xml:space="preserve"> are computed</w:t>
-      </w:r>
-      <w:r>
-        <w:rPr>
-          <w:lang w:val="en-US"/>
-        </w:rPr>
-        <w:t xml:space="preserve">: </w:t>
+        <w:t xml:space="preserve"> and a chi2 test.</w:t>
       </w:r>
     </w:p>
     <w:p>
       <w:pPr>
+        <w:spacing w:after="0"/>
+        <w:rPr>
+          <w:lang w:val="en-US"/>
+        </w:rPr>
+      </w:pPr>
+    </w:p>
+    <w:p>
+      <w:pPr>
+        <w:spacing w:after="0"/>
+        <w:rPr>
+          <w:lang w:val="en-US"/>
+        </w:rPr>
+      </w:pPr>
+      <w:r>
+        <w:rPr>
+          <w:lang w:val="en-US"/>
+        </w:rPr>
+        <w:t>Prior to the computation of these metrics, a set of pre-processing steps is applied:</w:t>
+      </w:r>
+    </w:p>
+    <w:p>
+      <w:pPr>
         <w:pStyle w:val="Paragraphedeliste"/>
         <w:numPr>
           <w:ilvl w:val="0"/>
-          <w:numId w:val="6"/>
+          <w:numId w:val="7"/>
         </w:numPr>
-        <w:spacing w:after="0"/>
         <w:rPr>
           <w:lang w:val="en-US"/>
         </w:rPr>
@@ -1056,7 +902,19 @@
         <w:rPr>
           <w:lang w:val="en-US"/>
         </w:rPr>
-        <w:t>normalization</w:t>
+        <w:t>Continuum normalization of the spectra</w:t>
+      </w:r>
+      <w:r>
+        <w:rPr>
+          <w:lang w:val="en-US"/>
+        </w:rPr>
+        <w:t xml:space="preserve"> on the 6610-6620 </w:t>
+      </w:r>
+      <w:r>
+        <w:rPr>
+          <w:lang w:val="en-US"/>
+        </w:rPr>
+        <w:t>Å interval</w:t>
       </w:r>
     </w:p>
     <w:p>
@@ -1064,9 +922,8 @@
         <w:pStyle w:val="Paragraphedeliste"/>
         <w:numPr>
           <w:ilvl w:val="0"/>
-          <w:numId w:val="6"/>
+          <w:numId w:val="7"/>
         </w:numPr>
-        <w:spacing w:after="0"/>
         <w:rPr>
           <w:lang w:val="en-US"/>
         </w:rPr>
@@ -1075,7 +932,7 @@
         <w:rPr>
           <w:lang w:val="en-US"/>
         </w:rPr>
-        <w:t>resampling to 0.1 ang/pixels</w:t>
+        <w:t>Resampling to a uniform wavelength grid with a step of 0.1 Å per pixel</w:t>
       </w:r>
     </w:p>
     <w:p>
@@ -1083,9 +940,8 @@
         <w:pStyle w:val="Paragraphedeliste"/>
         <w:numPr>
           <w:ilvl w:val="0"/>
-          <w:numId w:val="6"/>
+          <w:numId w:val="7"/>
         </w:numPr>
-        <w:spacing w:after="0"/>
         <w:rPr>
           <w:lang w:val="en-US"/>
         </w:rPr>
@@ -1094,7 +950,7 @@
         <w:rPr>
           <w:lang w:val="en-US"/>
         </w:rPr>
-        <w:t>crop to the 6540 – 6586 angström region</w:t>
+        <w:t xml:space="preserve">Restriction of the spectral range to the 6540–6586 Å interval </w:t>
       </w:r>
     </w:p>
     <w:p>
@@ -1102,9 +958,8 @@
         <w:pStyle w:val="Paragraphedeliste"/>
         <w:numPr>
           <w:ilvl w:val="0"/>
-          <w:numId w:val="6"/>
+          <w:numId w:val="7"/>
         </w:numPr>
-        <w:spacing w:after="0"/>
         <w:rPr>
           <w:lang w:val="en-US"/>
         </w:rPr>
@@ -1113,7 +968,7 @@
         <w:rPr>
           <w:lang w:val="en-US"/>
         </w:rPr>
-        <w:t>removal of the telluric lines</w:t>
+        <w:t xml:space="preserve">Removal of telluric absorption features </w:t>
       </w:r>
     </w:p>
     <w:p>
@@ -1121,9 +976,8 @@
         <w:pStyle w:val="Paragraphedeliste"/>
         <w:numPr>
           <w:ilvl w:val="0"/>
-          <w:numId w:val="6"/>
+          <w:numId w:val="7"/>
         </w:numPr>
-        <w:spacing w:after="0"/>
         <w:rPr>
           <w:lang w:val="en-US"/>
         </w:rPr>
@@ -1132,19 +986,26 @@
         <w:rPr>
           <w:lang w:val="en-US"/>
         </w:rPr>
-        <w:t xml:space="preserve">noise reduction with </w:t>
+        <w:lastRenderedPageBreak/>
+        <w:t>Noise reduction using a Savitzky–Golay filter</w:t>
       </w:r>
       <w:r>
         <w:rPr>
           <w:lang w:val="en-US"/>
         </w:rPr>
-        <w:t>Savitzky–Golay</w:t>
+        <w:t xml:space="preserve"> with a 3 </w:t>
       </w:r>
       <w:r>
         <w:rPr>
           <w:lang w:val="en-US"/>
         </w:rPr>
-        <w:t xml:space="preserve"> filter</w:t>
+        <w:t>Å</w:t>
+      </w:r>
+      <w:r>
+        <w:rPr>
+          <w:lang w:val="en-US"/>
+        </w:rPr>
+        <w:t xml:space="preserve"> equivalent kernel </w:t>
       </w:r>
     </w:p>
     <w:p>
@@ -1152,9 +1013,8 @@
         <w:pStyle w:val="Paragraphedeliste"/>
         <w:numPr>
           <w:ilvl w:val="0"/>
-          <w:numId w:val="6"/>
+          <w:numId w:val="7"/>
         </w:numPr>
-        <w:spacing w:after="0"/>
         <w:rPr>
           <w:lang w:val="en-US"/>
         </w:rPr>
@@ -1163,30 +1023,11 @@
         <w:rPr>
           <w:lang w:val="en-US"/>
         </w:rPr>
-        <w:t>heliocentric speed correction base</w:t>
-      </w:r>
-      <w:r>
-        <w:rPr>
-          <w:lang w:val="en-US"/>
-        </w:rPr>
-        <w:t>d</w:t>
-      </w:r>
-      <w:r>
-        <w:rPr>
-          <w:lang w:val="en-US"/>
-        </w:rPr>
-        <w:t xml:space="preserve"> on the BSS_RQVH keyword</w:t>
+        <w:t>Correction for heliocentric velocity based on the BSS_RQVH keyword.</w:t>
       </w:r>
     </w:p>
     <w:p>
       <w:pPr>
-        <w:rPr>
-          <w:lang w:val="en-US"/>
-        </w:rPr>
-      </w:pPr>
-    </w:p>
-    <w:p>
-      <w:pPr>
         <w:spacing w:after="0"/>
         <w:rPr>
           <w:lang w:val="en-US"/>
@@ -1199,7 +1040,6 @@
           <w:sz w:val="20"/>
           <w:lang w:val="en-US"/>
         </w:rPr>
-        <w:lastRenderedPageBreak/>
         <w:t>Author</w:t>
       </w:r>
     </w:p>
@@ -1318,23 +1158,13 @@
           <w:lang w:val="en-US"/>
         </w:rPr>
       </w:pPr>
-      <w:proofErr w:type="spellStart"/>
       <w:r>
         <w:rPr>
           <w:rFonts w:ascii="Arial" w:hAnsi="Arial" w:cs="Arial"/>
           <w:sz w:val="16"/>
           <w:lang w:val="en-US"/>
         </w:rPr>
-        <w:t>ArasBeAM</w:t>
-      </w:r>
-      <w:proofErr w:type="spellEnd"/>
-      <w:r>
-        <w:rPr>
-          <w:rFonts w:ascii="Arial" w:hAnsi="Arial" w:cs="Arial"/>
-          <w:sz w:val="16"/>
-          <w:lang w:val="en-US"/>
-        </w:rPr>
-        <w:t xml:space="preserve"> portal</w:t>
+        <w:t>ArasBeAM portal</w:t>
       </w:r>
       <w:r>
         <w:rPr>
@@ -2146,6 +1976,119 @@
       </w:rPr>
     </w:lvl>
   </w:abstractNum>
+  <w:abstractNum w:abstractNumId="5" w15:restartNumberingAfterBreak="0">
+    <w:nsid w:val="785517CD"/>
+    <w:multiLevelType w:val="hybridMultilevel"/>
+    <w:tmpl w:val="81DE9EBC"/>
+    <w:lvl w:ilvl="0" w:tplc="040C0001">
+      <w:start w:val="1"/>
+      <w:numFmt w:val="bullet"/>
+      <w:lvlText w:val=""/>
+      <w:lvlJc w:val="left"/>
+      <w:pPr>
+        <w:ind w:left="720" w:hanging="360"/>
+      </w:pPr>
+      <w:rPr>
+        <w:rFonts w:ascii="Symbol" w:hAnsi="Symbol" w:hint="default"/>
+      </w:rPr>
+    </w:lvl>
+    <w:lvl w:ilvl="1" w:tplc="040C0003" w:tentative="1">
+      <w:start w:val="1"/>
+      <w:numFmt w:val="bullet"/>
+      <w:lvlText w:val="o"/>
+      <w:lvlJc w:val="left"/>
+      <w:pPr>
+        <w:ind w:left="1440" w:hanging="360"/>
+      </w:pPr>
+      <w:rPr>
+        <w:rFonts w:ascii="Courier New" w:hAnsi="Courier New" w:cs="Courier New" w:hint="default"/>
+      </w:rPr>
+    </w:lvl>
+    <w:lvl w:ilvl="2" w:tplc="040C0005" w:tentative="1">
+      <w:start w:val="1"/>
+      <w:numFmt w:val="bullet"/>
+      <w:lvlText w:val=""/>
+      <w:lvlJc w:val="left"/>
+      <w:pPr>
+        <w:ind w:left="2160" w:hanging="360"/>
+      </w:pPr>
+      <w:rPr>
+        <w:rFonts w:ascii="Wingdings" w:hAnsi="Wingdings" w:hint="default"/>
+      </w:rPr>
+    </w:lvl>
+    <w:lvl w:ilvl="3" w:tplc="040C0001" w:tentative="1">
+      <w:start w:val="1"/>
+      <w:numFmt w:val="bullet"/>
+      <w:lvlText w:val=""/>
+      <w:lvlJc w:val="left"/>
+      <w:pPr>
+        <w:ind w:left="2880" w:hanging="360"/>
+      </w:pPr>
+      <w:rPr>
+        <w:rFonts w:ascii="Symbol" w:hAnsi="Symbol" w:hint="default"/>
+      </w:rPr>
+    </w:lvl>
+    <w:lvl w:ilvl="4" w:tplc="040C0003" w:tentative="1">
+      <w:start w:val="1"/>
+      <w:numFmt w:val="bullet"/>
+      <w:lvlText w:val="o"/>
+      <w:lvlJc w:val="left"/>
+      <w:pPr>
+        <w:ind w:left="3600" w:hanging="360"/>
+      </w:pPr>
+      <w:rPr>
+        <w:rFonts w:ascii="Courier New" w:hAnsi="Courier New" w:cs="Courier New" w:hint="default"/>
+      </w:rPr>
+    </w:lvl>
+    <w:lvl w:ilvl="5" w:tplc="040C0005" w:tentative="1">
+      <w:start w:val="1"/>
+      <w:numFmt w:val="bullet"/>
+      <w:lvlText w:val=""/>
+      <w:lvlJc w:val="left"/>
+      <w:pPr>
+        <w:ind w:left="4320" w:hanging="360"/>
+      </w:pPr>
+      <w:rPr>
+        <w:rFonts w:ascii="Wingdings" w:hAnsi="Wingdings" w:hint="default"/>
+      </w:rPr>
+    </w:lvl>
+    <w:lvl w:ilvl="6" w:tplc="040C0001" w:tentative="1">
+      <w:start w:val="1"/>
+      <w:numFmt w:val="bullet"/>
+      <w:lvlText w:val=""/>
+      <w:lvlJc w:val="left"/>
+      <w:pPr>
+        <w:ind w:left="5040" w:hanging="360"/>
+      </w:pPr>
+      <w:rPr>
+        <w:rFonts w:ascii="Symbol" w:hAnsi="Symbol" w:hint="default"/>
+      </w:rPr>
+    </w:lvl>
+    <w:lvl w:ilvl="7" w:tplc="040C0003" w:tentative="1">
+      <w:start w:val="1"/>
+      <w:numFmt w:val="bullet"/>
+      <w:lvlText w:val="o"/>
+      <w:lvlJc w:val="left"/>
+      <w:pPr>
+        <w:ind w:left="5760" w:hanging="360"/>
+      </w:pPr>
+      <w:rPr>
+        <w:rFonts w:ascii="Courier New" w:hAnsi="Courier New" w:cs="Courier New" w:hint="default"/>
+      </w:rPr>
+    </w:lvl>
+    <w:lvl w:ilvl="8" w:tplc="040C0005" w:tentative="1">
+      <w:start w:val="1"/>
+      <w:numFmt w:val="bullet"/>
+      <w:lvlText w:val=""/>
+      <w:lvlJc w:val="left"/>
+      <w:pPr>
+        <w:ind w:left="6480" w:hanging="360"/>
+      </w:pPr>
+      <w:rPr>
+        <w:rFonts w:ascii="Wingdings" w:hAnsi="Wingdings" w:hint="default"/>
+      </w:rPr>
+    </w:lvl>
+  </w:abstractNum>
   <w:num w:numId="1" w16cid:durableId="302320724">
     <w:abstractNumId w:val="2"/>
   </w:num>
@@ -2163,6 +2106,9 @@
   </w:num>
   <w:num w:numId="6" w16cid:durableId="1174105870">
     <w:abstractNumId w:val="1"/>
+  </w:num>
+  <w:num w:numId="7" w16cid:durableId="1292054954">
+    <w:abstractNumId w:val="5"/>
   </w:num>
 </w:numbering>
 </file>
